--- a/ky/wisdom-stories/properties-of-water.docx
+++ b/ky/wisdom-stories/properties-of-water.docx
@@ -207,7 +207,7 @@
           <w:sz w:val="22"/>
           <w:lang w:val="ky-KG"/>
         </w:rPr>
-        <w:t xml:space="preserve">Сабак: </w:t>
+        <w:t>Сабак: Адамдын жүрөгү суу сыяктуу: баарлашканда жанданат, жалгыздыкта туруп калып соолуйт. Адамды тирүү кармаган — башка адамдар.</w:t>
       </w:r>
       <w:r>
         <w:rPr>
@@ -216,7 +216,6 @@
           <w:sz w:val="22"/>
           <w:lang w:val="ky-KG"/>
         </w:rPr>
-        <w:t>Суу акканда таза, көңүл бөлүшкөндө жай болот. Адамдар менен жылуу мамиле жүрөккө кубат берет.</w:t>
       </w:r>
     </w:p>
     <w:p>
@@ -236,7 +235,7 @@
           <w:sz w:val="18"/>
           <w:lang w:val="ky-KG"/>
         </w:rPr>
-        <w:t>Окуя ачык интернет булактарынан алынды.</w:t>
+        <w:t>Аңгемелер ачык интернет булактарынан алынган, иллюстрациялар болсо ЖИ менен түзүлгөн.</w:t>
       </w:r>
     </w:p>
     <w:sectPr>
